--- a/README.docx
+++ b/README.docx
@@ -27,7 +27,7 @@
         <w:r>
           <w:drawing>
             <wp:inline>
-              <wp:extent cx="3095625" cy="190500"/>
+              <wp:extent cx="1114425" cy="190500"/>
               <wp:effectExtent b="0" l="0" r="0" t="0"/>
               <wp:docPr descr="GitHub release" title="" id="10" name="Picture"/>
               <a:graphic>
@@ -57,7 +57,7 @@
                     <pic:spPr bwMode="auto">
                       <a:xfrm>
                         <a:off x="0" y="0"/>
-                        <a:ext cx="3095625" cy="190500"/>
+                        <a:ext cx="1114425" cy="190500"/>
                       </a:xfrm>
                       <a:prstGeom prst="rect">
                         <a:avLst/>
@@ -83,7 +83,7 @@
         <w:r>
           <w:drawing>
             <wp:inline>
-              <wp:extent cx="3305175" cy="190500"/>
+              <wp:extent cx="1171575" cy="190500"/>
               <wp:effectExtent b="0" l="0" r="0" t="0"/>
               <wp:docPr descr="GitHub downloads" title="" id="14" name="Picture"/>
               <a:graphic>
@@ -113,7 +113,7 @@
                     <pic:spPr bwMode="auto">
                       <a:xfrm>
                         <a:off x="0" y="0"/>
-                        <a:ext cx="3305175" cy="190500"/>
+                        <a:ext cx="1171575" cy="190500"/>
                       </a:xfrm>
                       <a:prstGeom prst="rect">
                         <a:avLst/>

--- a/README.docx
+++ b/README.docx
@@ -10,7 +10,7 @@
         <w:t xml:space="preserve">README</w:t>
       </w:r>
     </w:p>
-    <w:bookmarkStart w:id="103" w:name="nova-open-source-video-player"/>
+    <w:bookmarkStart w:id="49" w:name="nova-open-source-video-player"/>
     <w:p>
       <w:pPr>
         <w:pStyle w:val="Heading1"/>
@@ -23,57 +23,100 @@
       <w:pPr>
         <w:pStyle w:val="FirstParagraph"/>
       </w:pPr>
+      <w:hyperlink r:id="rId9">
+        <w:r>
+          <w:rPr>
+            <w:rStyle w:val="Hyperlink"/>
+          </w:rPr>
+          <w:t xml:space="preserve">GitHub release</w:t>
+        </w:r>
+      </w:hyperlink>
+      <w:r>
+        <w:t xml:space="preserve"> </w:t>
+      </w:r>
+      <w:hyperlink r:id="rId10">
+        <w:r>
+          <w:rPr>
+            <w:rStyle w:val="Hyperlink"/>
+          </w:rPr>
+          <w:t xml:space="preserve">GitHub downloads</w:t>
+        </w:r>
+      </w:hyperlink>
+      <w:r>
+        <w:t xml:space="preserve"> </w:t>
+      </w:r>
+      <w:hyperlink r:id="rId11">
+        <w:r>
+          <w:rPr>
+            <w:rStyle w:val="Hyperlink"/>
+          </w:rPr>
+          <w:t xml:space="preserve">Google Play version</w:t>
+        </w:r>
+      </w:hyperlink>
+      <w:r>
+        <w:t xml:space="preserve"> </w:t>
+      </w:r>
+      <w:hyperlink r:id="rId11">
+        <w:r>
+          <w:rPr>
+            <w:rStyle w:val="Hyperlink"/>
+          </w:rPr>
+          <w:t xml:space="preserve">Google Play rating</w:t>
+        </w:r>
+      </w:hyperlink>
+      <w:r>
+        <w:t xml:space="preserve"> </w:t>
+      </w:r>
+      <w:hyperlink r:id="rId11">
+        <w:r>
+          <w:rPr>
+            <w:rStyle w:val="Hyperlink"/>
+          </w:rPr>
+          <w:t xml:space="preserve">Google Play downloads</w:t>
+        </w:r>
+      </w:hyperlink>
+      <w:r>
+        <w:t xml:space="preserve"> </w:t>
+      </w:r>
       <w:hyperlink r:id="rId12">
         <w:r>
-          <w:drawing>
-            <wp:inline>
-              <wp:extent cx="1114425" cy="190500"/>
-              <wp:effectExtent b="0" l="0" r="0" t="0"/>
-              <wp:docPr descr="GitHub release" title="" id="10" name="Picture"/>
-              <a:graphic>
-                <a:graphicData uri="http://schemas.openxmlformats.org/drawingml/2006/picture">
-                  <pic:pic>
-                    <pic:nvPicPr>
-                      <pic:cNvPr descr="https://img.shields.io/github/v/release/nova-video-player/aos-AVP.svg?logo=github&amp;label=GitHub&amp;cacheSeconds=3600" id="11" name="Picture"/>
-                      <pic:cNvPicPr>
-                        <a:picLocks noChangeArrowheads="1" noChangeAspect="1"/>
-                      </pic:cNvPicPr>
-                    </pic:nvPicPr>
-                    <pic:blipFill>
-                      <a:blip>
-                        <a:extLst>
-                          <a:ext uri="{28A0092B-C50C-407E-A947-70E740481C1C}">
-                            <a14:useLocalDpi xmlns:a14="http://schemas.microsoft.com/office/drawing/2010/main" val="0"/>
-                          </a:ext>
-                          <a:ext uri="{96DAC541-7B7A-43D3-8B79-37D633B846F1}">
-                            <asvg:svgBlip xmlns:asvg="http://schemas.microsoft.com/office/drawing/2016/SVG/main" r:embed="rId9"/>
-                          </a:ext>
-                        </a:extLst>
-                      </a:blip>
-                      <a:stretch>
-                        <a:fillRect/>
-                      </a:stretch>
-                    </pic:blipFill>
-                    <pic:spPr bwMode="auto">
-                      <a:xfrm>
-                        <a:off x="0" y="0"/>
-                        <a:ext cx="1114425" cy="190500"/>
-                      </a:xfrm>
-                      <a:prstGeom prst="rect">
-                        <a:avLst/>
-                      </a:prstGeom>
-                      <a:noFill/>
-                      <a:ln w="9525">
-                        <a:noFill/>
-                        <a:headEnd/>
-                        <a:tailEnd/>
-                      </a:ln>
-                    </pic:spPr>
-                  </pic:pic>
-                </a:graphicData>
-              </a:graphic>
-            </wp:inline>
-          </w:drawing>
+          <w:rPr>
+            <w:rStyle w:val="Hyperlink"/>
+          </w:rPr>
+          <w:t xml:space="preserve">Get it on Amazon Appstore</w:t>
+        </w:r>
+      </w:hyperlink>
+      <w:r>
+        <w:t xml:space="preserve"> </w:t>
+      </w:r>
+      <w:hyperlink r:id="rId13">
+        <w:r>
+          <w:rPr>
+            <w:rStyle w:val="Hyperlink"/>
+          </w:rPr>
+          <w:t xml:space="preserve">Get it on F-Droid</w:t>
+        </w:r>
+      </w:hyperlink>
+      <w:r>
+        <w:t xml:space="preserve"> </w:t>
+      </w:r>
+      <w:hyperlink r:id="rId14">
+        <w:r>
+          <w:rPr>
+            <w:rStyle w:val="Hyperlink"/>
+          </w:rPr>
+          <w:t xml:space="preserve">Get it on IzzyOnDroid</w:t>
+        </w:r>
+      </w:hyperlink>
+      <w:r>
+        <w:t xml:space="preserve"> </w:t>
+      </w:r>
+      <w:hyperlink r:id="rId15">
+        <w:r>
+          <w:rPr>
+            <w:rStyle w:val="Hyperlink"/>
+          </w:rPr>
+          <w:t xml:space="preserve">Crowdin</w:t>
         </w:r>
       </w:hyperlink>
       <w:r>
@@ -81,55 +124,60 @@
       </w:r>
       <w:hyperlink r:id="rId16">
         <w:r>
-          <w:drawing>
-            <wp:inline>
-              <wp:extent cx="1171575" cy="190500"/>
-              <wp:effectExtent b="0" l="0" r="0" t="0"/>
-              <wp:docPr descr="GitHub downloads" title="" id="14" name="Picture"/>
-              <a:graphic>
-                <a:graphicData uri="http://schemas.openxmlformats.org/drawingml/2006/picture">
-                  <pic:pic>
-                    <pic:nvPicPr>
-                      <pic:cNvPr descr="https://img.shields.io/github/downloads/nova-video-player/aos-AVP/total?logo=github&amp;cacheSeconds=3600" id="15" name="Picture"/>
-                      <pic:cNvPicPr>
-                        <a:picLocks noChangeArrowheads="1" noChangeAspect="1"/>
-                      </pic:cNvPicPr>
-                    </pic:nvPicPr>
-                    <pic:blipFill>
-                      <a:blip>
-                        <a:extLst>
-                          <a:ext uri="{28A0092B-C50C-407E-A947-70E740481C1C}">
-                            <a14:useLocalDpi xmlns:a14="http://schemas.microsoft.com/office/drawing/2010/main" val="0"/>
-                          </a:ext>
-                          <a:ext uri="{96DAC541-7B7A-43D3-8B79-37D633B846F1}">
-                            <asvg:svgBlip xmlns:asvg="http://schemas.microsoft.com/office/drawing/2016/SVG/main" r:embed="rId13"/>
-                          </a:ext>
-                        </a:extLst>
-                      </a:blip>
-                      <a:stretch>
-                        <a:fillRect/>
-                      </a:stretch>
-                    </pic:blipFill>
-                    <pic:spPr bwMode="auto">
-                      <a:xfrm>
-                        <a:off x="0" y="0"/>
-                        <a:ext cx="1171575" cy="190500"/>
-                      </a:xfrm>
-                      <a:prstGeom prst="rect">
-                        <a:avLst/>
-                      </a:prstGeom>
-                      <a:noFill/>
-                      <a:ln w="9525">
-                        <a:noFill/>
-                        <a:headEnd/>
-                        <a:tailEnd/>
-                      </a:ln>
-                    </pic:spPr>
-                  </pic:pic>
-                </a:graphicData>
-              </a:graphic>
-            </wp:inline>
-          </w:drawing>
+          <w:rPr>
+            <w:rStyle w:val="Hyperlink"/>
+          </w:rPr>
+          <w:t xml:space="preserve">License</w:t>
+        </w:r>
+      </w:hyperlink>
+      <w:r>
+        <w:t xml:space="preserve"> </w:t>
+      </w:r>
+      <w:hyperlink r:id="rId17">
+        <w:r>
+          <w:rPr>
+            <w:rStyle w:val="Hyperlink"/>
+          </w:rPr>
+          <w:t xml:space="preserve">Reddit Nova Community</w:t>
+        </w:r>
+      </w:hyperlink>
+      <w:r>
+        <w:t xml:space="preserve"> </w:t>
+      </w:r>
+      <w:hyperlink r:id="rId18">
+        <w:r>
+          <w:rPr>
+            <w:rStyle w:val="Hyperlink"/>
+          </w:rPr>
+          <w:t xml:space="preserve">Chat on irc</w:t>
+        </w:r>
+      </w:hyperlink>
+      <w:r>
+        <w:t xml:space="preserve"> </w:t>
+      </w:r>
+      <w:r>
+        <w:t xml:space="preserve">Build status</w:t>
+      </w:r>
+      <w:r>
+        <w:t xml:space="preserve"> </w:t>
+      </w:r>
+      <w:hyperlink r:id="rId19">
+        <w:r>
+          <w:rPr>
+            <w:rStyle w:val="Hyperlink"/>
+          </w:rPr>
+          <w:t xml:space="preserve">Donate paypal</w:t>
+        </w:r>
+      </w:hyperlink>
+      <w:r>
+        <w:t xml:space="preserve"> </w:t>
+      </w:r>
+      <w:hyperlink r:id="rId19">
+        <w:r>
+          <w:rPr>
+            <w:rStyle w:val="Hyperlink"/>
+          </w:rPr>
+          <w:t xml:space="preserve">Donate paypal</w:t>
         </w:r>
       </w:hyperlink>
       <w:r>
@@ -137,55 +185,21 @@
       </w:r>
       <w:hyperlink r:id="rId20">
         <w:r>
-          <w:drawing>
-            <wp:inline>
-              <wp:extent cx="2124075" cy="190500"/>
-              <wp:effectExtent b="0" l="0" r="0" t="0"/>
-              <wp:docPr descr="Google Play version" title="" id="18" name="Picture"/>
-              <a:graphic>
-                <a:graphicData uri="http://schemas.openxmlformats.org/drawingml/2006/picture">
-                  <pic:pic>
-                    <pic:nvPicPr>
-                      <pic:cNvPr descr="https://img.shields.io/endpoint?color=green&amp;logo=google-play&amp;logoColor=white&amp;url=https%3A%2F%2Fplay.cuzi.workers.dev%2Fplay%3Fi%3Dorg.courville.nova%26gl%3DUS%26hl%3Den%26l%3DGoogle%2520Play%26m%3D%24version" id="19" name="Picture"/>
-                      <pic:cNvPicPr>
-                        <a:picLocks noChangeArrowheads="1" noChangeAspect="1"/>
-                      </pic:cNvPicPr>
-                    </pic:nvPicPr>
-                    <pic:blipFill>
-                      <a:blip>
-                        <a:extLst>
-                          <a:ext uri="{28A0092B-C50C-407E-A947-70E740481C1C}">
-                            <a14:useLocalDpi xmlns:a14="http://schemas.microsoft.com/office/drawing/2010/main" val="0"/>
-                          </a:ext>
-                          <a:ext uri="{96DAC541-7B7A-43D3-8B79-37D633B846F1}">
-                            <asvg:svgBlip xmlns:asvg="http://schemas.microsoft.com/office/drawing/2016/SVG/main" r:embed="rId17"/>
-                          </a:ext>
-                        </a:extLst>
-                      </a:blip>
-                      <a:stretch>
-                        <a:fillRect/>
-                      </a:stretch>
-                    </pic:blipFill>
-                    <pic:spPr bwMode="auto">
-                      <a:xfrm>
-                        <a:off x="0" y="0"/>
-                        <a:ext cx="2124075" cy="190500"/>
-                      </a:xfrm>
-                      <a:prstGeom prst="rect">
-                        <a:avLst/>
-                      </a:prstGeom>
-                      <a:noFill/>
-                      <a:ln w="9525">
-                        <a:noFill/>
-                        <a:headEnd/>
-                        <a:tailEnd/>
-                      </a:ln>
-                    </pic:spPr>
-                  </pic:pic>
-                </a:graphicData>
-              </a:graphic>
-            </wp:inline>
-          </w:drawing>
+          <w:rPr>
+            <w:rStyle w:val="Hyperlink"/>
+          </w:rPr>
+          <w:t xml:space="preserve">Donate liberapay</w:t>
+        </w:r>
+      </w:hyperlink>
+      <w:r>
+        <w:t xml:space="preserve"> </w:t>
+      </w:r>
+      <w:hyperlink r:id="rId21">
+        <w:r>
+          <w:rPr>
+            <w:rStyle w:val="Hyperlink"/>
+          </w:rPr>
+          <w:t xml:space="preserve">Donate github sponsor</w:t>
         </w:r>
       </w:hyperlink>
       <w:r>
@@ -193,841 +207,14 @@
       </w:r>
       <w:hyperlink r:id="rId20">
         <w:r>
-          <w:drawing>
-            <wp:inline>
-              <wp:extent cx="981075" cy="190500"/>
-              <wp:effectExtent b="0" l="0" r="0" t="0"/>
-              <wp:docPr descr="Google Play rating" title="" id="22" name="Picture"/>
-              <a:graphic>
-                <a:graphicData uri="http://schemas.openxmlformats.org/drawingml/2006/picture">
-                  <pic:pic>
-                    <pic:nvPicPr>
-                      <pic:cNvPr descr="https://img.shields.io/endpoint?color=green&amp;logo=google-play&amp;url=https%3A%2F%2Fplay.cuzi.workers.dev%2Fplay%3Fi%3Dorg.courville.nova%26l%3Drating%26m%3D%25E2%2598%2585%2520%24rating" id="23" name="Picture"/>
-                      <pic:cNvPicPr>
-                        <a:picLocks noChangeArrowheads="1" noChangeAspect="1"/>
-                      </pic:cNvPicPr>
-                    </pic:nvPicPr>
-                    <pic:blipFill>
-                      <a:blip>
-                        <a:extLst>
-                          <a:ext uri="{28A0092B-C50C-407E-A947-70E740481C1C}">
-                            <a14:useLocalDpi xmlns:a14="http://schemas.microsoft.com/office/drawing/2010/main" val="0"/>
-                          </a:ext>
-                          <a:ext uri="{96DAC541-7B7A-43D3-8B79-37D633B846F1}">
-                            <asvg:svgBlip xmlns:asvg="http://schemas.microsoft.com/office/drawing/2016/SVG/main" r:embed="rId21"/>
-                          </a:ext>
-                        </a:extLst>
-                      </a:blip>
-                      <a:stretch>
-                        <a:fillRect/>
-                      </a:stretch>
-                    </pic:blipFill>
-                    <pic:spPr bwMode="auto">
-                      <a:xfrm>
-                        <a:off x="0" y="0"/>
-                        <a:ext cx="981075" cy="190500"/>
-                      </a:xfrm>
-                      <a:prstGeom prst="rect">
-                        <a:avLst/>
-                      </a:prstGeom>
-                      <a:noFill/>
-                      <a:ln w="9525">
-                        <a:noFill/>
-                        <a:headEnd/>
-                        <a:tailEnd/>
-                      </a:ln>
-                    </pic:spPr>
-                  </pic:pic>
-                </a:graphicData>
-              </a:graphic>
-            </wp:inline>
-          </w:drawing>
-        </w:r>
-      </w:hyperlink>
-      <w:r>
-        <w:t xml:space="preserve"> </w:t>
-      </w:r>
-      <w:hyperlink r:id="rId20">
-        <w:r>
-          <w:drawing>
-            <wp:inline>
-              <wp:extent cx="1457325" cy="190500"/>
-              <wp:effectExtent b="0" l="0" r="0" t="0"/>
-              <wp:docPr descr="Google Play downloads" title="" id="25" name="Picture"/>
-              <a:graphic>
-                <a:graphicData uri="http://schemas.openxmlformats.org/drawingml/2006/picture">
-                  <pic:pic>
-                    <pic:nvPicPr>
-                      <pic:cNvPr descr="https://img.shields.io/endpoint?color=green&amp;logo=google-play&amp;logoColor=white&amp;url=https%3A%2F%2Fplay.cuzi.workers.dev%2Fplay%3Fi%3Dorg.courville.nova%26gl%3DUS%26hl%3Den%26l%3Ddownloads%26m%3D%24totalinstalls" id="26" name="Picture"/>
-                      <pic:cNvPicPr>
-                        <a:picLocks noChangeArrowheads="1" noChangeAspect="1"/>
-                      </pic:cNvPicPr>
-                    </pic:nvPicPr>
-                    <pic:blipFill>
-                      <a:blip>
-                        <a:extLst>
-                          <a:ext uri="{28A0092B-C50C-407E-A947-70E740481C1C}">
-                            <a14:useLocalDpi xmlns:a14="http://schemas.microsoft.com/office/drawing/2010/main" val="0"/>
-                          </a:ext>
-                          <a:ext uri="{96DAC541-7B7A-43D3-8B79-37D633B846F1}">
-                            <asvg:svgBlip xmlns:asvg="http://schemas.microsoft.com/office/drawing/2016/SVG/main" r:embed="rId24"/>
-                          </a:ext>
-                        </a:extLst>
-                      </a:blip>
-                      <a:stretch>
-                        <a:fillRect/>
-                      </a:stretch>
-                    </pic:blipFill>
-                    <pic:spPr bwMode="auto">
-                      <a:xfrm>
-                        <a:off x="0" y="0"/>
-                        <a:ext cx="1457325" cy="190500"/>
-                      </a:xfrm>
-                      <a:prstGeom prst="rect">
-                        <a:avLst/>
-                      </a:prstGeom>
-                      <a:noFill/>
-                      <a:ln w="9525">
-                        <a:noFill/>
-                        <a:headEnd/>
-                        <a:tailEnd/>
-                      </a:ln>
-                    </pic:spPr>
-                  </pic:pic>
-                </a:graphicData>
-              </a:graphic>
-            </wp:inline>
-          </w:drawing>
-        </w:r>
-      </w:hyperlink>
-      <w:r>
-        <w:t xml:space="preserve"> </w:t>
-      </w:r>
-      <w:hyperlink r:id="rId30">
-        <w:r>
-          <w:drawing>
-            <wp:inline>
-              <wp:extent cx="1581150" cy="190500"/>
-              <wp:effectExtent b="0" l="0" r="0" t="0"/>
-              <wp:docPr descr="Get it on Amazon Appstore" title="" id="28" name="Picture"/>
-              <a:graphic>
-                <a:graphicData uri="http://schemas.openxmlformats.org/drawingml/2006/picture">
-                  <pic:pic>
-                    <pic:nvPicPr>
-                      <pic:cNvPr descr="https://badgen.net/badge/Get%20it%20on/Amazon%20Appstore/689f38" id="29" name="Picture"/>
-                      <pic:cNvPicPr>
-                        <a:picLocks noChangeArrowheads="1" noChangeAspect="1"/>
-                      </pic:cNvPicPr>
-                    </pic:nvPicPr>
-                    <pic:blipFill>
-                      <a:blip>
-                        <a:extLst>
-                          <a:ext uri="{28A0092B-C50C-407E-A947-70E740481C1C}">
-                            <a14:useLocalDpi xmlns:a14="http://schemas.microsoft.com/office/drawing/2010/main" val="0"/>
-                          </a:ext>
-                          <a:ext uri="{96DAC541-7B7A-43D3-8B79-37D633B846F1}">
-                            <asvg:svgBlip xmlns:asvg="http://schemas.microsoft.com/office/drawing/2016/SVG/main" r:embed="rId27"/>
-                          </a:ext>
-                        </a:extLst>
-                      </a:blip>
-                      <a:stretch>
-                        <a:fillRect/>
-                      </a:stretch>
-                    </pic:blipFill>
-                    <pic:spPr bwMode="auto">
-                      <a:xfrm>
-                        <a:off x="0" y="0"/>
-                        <a:ext cx="1581150" cy="190500"/>
-                      </a:xfrm>
-                      <a:prstGeom prst="rect">
-                        <a:avLst/>
-                      </a:prstGeom>
-                      <a:noFill/>
-                      <a:ln w="9525">
-                        <a:noFill/>
-                        <a:headEnd/>
-                        <a:tailEnd/>
-                      </a:ln>
-                    </pic:spPr>
-                  </pic:pic>
-                </a:graphicData>
-              </a:graphic>
-            </wp:inline>
-          </w:drawing>
-        </w:r>
-      </w:hyperlink>
-      <w:r>
-        <w:t xml:space="preserve"> </w:t>
-      </w:r>
-      <w:hyperlink r:id="rId34">
-        <w:r>
-          <w:drawing>
-            <wp:inline>
-              <wp:extent cx="1076325" cy="190500"/>
-              <wp:effectExtent b="0" l="0" r="0" t="0"/>
-              <wp:docPr descr="Get it on F-Droid" title="" id="32" name="Picture"/>
-              <a:graphic>
-                <a:graphicData uri="http://schemas.openxmlformats.org/drawingml/2006/picture">
-                  <pic:pic>
-                    <pic:nvPicPr>
-                      <pic:cNvPr descr="https://img.shields.io/f-droid/v/org.courville.nova?logo=f-droid&amp;label=F-Droid&amp;cacheSeconds=3600" id="33" name="Picture"/>
-                      <pic:cNvPicPr>
-                        <a:picLocks noChangeArrowheads="1" noChangeAspect="1"/>
-                      </pic:cNvPicPr>
-                    </pic:nvPicPr>
-                    <pic:blipFill>
-                      <a:blip>
-                        <a:extLst>
-                          <a:ext uri="{28A0092B-C50C-407E-A947-70E740481C1C}">
-                            <a14:useLocalDpi xmlns:a14="http://schemas.microsoft.com/office/drawing/2010/main" val="0"/>
-                          </a:ext>
-                          <a:ext uri="{96DAC541-7B7A-43D3-8B79-37D633B846F1}">
-                            <asvg:svgBlip xmlns:asvg="http://schemas.microsoft.com/office/drawing/2016/SVG/main" r:embed="rId31"/>
-                          </a:ext>
-                        </a:extLst>
-                      </a:blip>
-                      <a:stretch>
-                        <a:fillRect/>
-                      </a:stretch>
-                    </pic:blipFill>
-                    <pic:spPr bwMode="auto">
-                      <a:xfrm>
-                        <a:off x="0" y="0"/>
-                        <a:ext cx="1076325" cy="190500"/>
-                      </a:xfrm>
-                      <a:prstGeom prst="rect">
-                        <a:avLst/>
-                      </a:prstGeom>
-                      <a:noFill/>
-                      <a:ln w="9525">
-                        <a:noFill/>
-                        <a:headEnd/>
-                        <a:tailEnd/>
-                      </a:ln>
-                    </pic:spPr>
-                  </pic:pic>
-                </a:graphicData>
-              </a:graphic>
-            </wp:inline>
-          </w:drawing>
-        </w:r>
-      </w:hyperlink>
-      <w:r>
-        <w:t xml:space="preserve"> </w:t>
-      </w:r>
-      <w:hyperlink r:id="rId38">
-        <w:r>
-          <w:drawing>
-            <wp:inline>
-              <wp:extent cx="2238375" cy="190500"/>
-              <wp:effectExtent b="0" l="0" r="0" t="0"/>
-              <wp:docPr descr="Get it on IzzyOnDroid" title="" id="36" name="Picture"/>
-              <a:graphic>
-                <a:graphicData uri="http://schemas.openxmlformats.org/drawingml/2006/picture">
-                  <pic:pic>
-                    <pic:nvPicPr>
-                      <pic:cNvPr descr="https://img.shields.io/endpoint?url=https://apt.izzysoft.de/fdroid/api/v1/shield/org.courville.nova&amp;logo=data:image/png;base64,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" id="37" name="Picture"/>
-                      <pic:cNvPicPr>
-                        <a:picLocks noChangeArrowheads="1" noChangeAspect="1"/>
-                      </pic:cNvPicPr>
-                    </pic:nvPicPr>
-                    <pic:blipFill>
-                      <a:blip>
-                        <a:extLst>
-                          <a:ext uri="{28A0092B-C50C-407E-A947-70E740481C1C}">
-                            <a14:useLocalDpi xmlns:a14="http://schemas.microsoft.com/office/drawing/2010/main" val="0"/>
-                          </a:ext>
-                          <a:ext uri="{96DAC541-7B7A-43D3-8B79-37D633B846F1}">
-                            <asvg:svgBlip xmlns:asvg="http://schemas.microsoft.com/office/drawing/2016/SVG/main" r:embed="rId35"/>
-                          </a:ext>
-                        </a:extLst>
-                      </a:blip>
-                      <a:stretch>
-                        <a:fillRect/>
-                      </a:stretch>
-                    </pic:blipFill>
-                    <pic:spPr bwMode="auto">
-                      <a:xfrm>
-                        <a:off x="0" y="0"/>
-                        <a:ext cx="2238375" cy="190500"/>
-                      </a:xfrm>
-                      <a:prstGeom prst="rect">
-                        <a:avLst/>
-                      </a:prstGeom>
-                      <a:noFill/>
-                      <a:ln w="9525">
-                        <a:noFill/>
-                        <a:headEnd/>
-                        <a:tailEnd/>
-                      </a:ln>
-                    </pic:spPr>
-                  </pic:pic>
-                </a:graphicData>
-              </a:graphic>
-            </wp:inline>
-          </w:drawing>
-        </w:r>
-      </w:hyperlink>
-      <w:r>
-        <w:t xml:space="preserve"> </w:t>
-      </w:r>
-      <w:hyperlink r:id="rId42">
-        <w:r>
-          <w:drawing>
-            <wp:inline>
-              <wp:extent cx="923925" cy="190500"/>
-              <wp:effectExtent b="0" l="0" r="0" t="0"/>
-              <wp:docPr descr="Crowdin" title="" id="40" name="Picture"/>
-              <a:graphic>
-                <a:graphicData uri="http://schemas.openxmlformats.org/drawingml/2006/picture">
-                  <pic:pic>
-                    <pic:nvPicPr>
-                      <pic:cNvPr descr="https://badges.crowdin.net/nova-video-player/localized.svg" id="41" name="Picture"/>
-                      <pic:cNvPicPr>
-                        <a:picLocks noChangeArrowheads="1" noChangeAspect="1"/>
-                      </pic:cNvPicPr>
-                    </pic:nvPicPr>
-                    <pic:blipFill>
-                      <a:blip>
-                        <a:extLst>
-                          <a:ext uri="{28A0092B-C50C-407E-A947-70E740481C1C}">
-                            <a14:useLocalDpi xmlns:a14="http://schemas.microsoft.com/office/drawing/2010/main" val="0"/>
-                          </a:ext>
-                          <a:ext uri="{96DAC541-7B7A-43D3-8B79-37D633B846F1}">
-                            <asvg:svgBlip xmlns:asvg="http://schemas.microsoft.com/office/drawing/2016/SVG/main" r:embed="rId39"/>
-                          </a:ext>
-                        </a:extLst>
-                      </a:blip>
-                      <a:stretch>
-                        <a:fillRect/>
-                      </a:stretch>
-                    </pic:blipFill>
-                    <pic:spPr bwMode="auto">
-                      <a:xfrm>
-                        <a:off x="0" y="0"/>
-                        <a:ext cx="923925" cy="190500"/>
-                      </a:xfrm>
-                      <a:prstGeom prst="rect">
-                        <a:avLst/>
-                      </a:prstGeom>
-                      <a:noFill/>
-                      <a:ln w="9525">
-                        <a:noFill/>
-                        <a:headEnd/>
-                        <a:tailEnd/>
-                      </a:ln>
-                    </pic:spPr>
-                  </pic:pic>
-                </a:graphicData>
-              </a:graphic>
-            </wp:inline>
-          </w:drawing>
-        </w:r>
-      </w:hyperlink>
-      <w:r>
-        <w:t xml:space="preserve"> </w:t>
-      </w:r>
-      <w:hyperlink r:id="rId46">
-        <w:r>
-          <w:drawing>
-            <wp:inline>
-              <wp:extent cx="1143000" cy="190500"/>
-              <wp:effectExtent b="0" l="0" r="0" t="0"/>
-              <wp:docPr descr="License" title="" id="44" name="Picture"/>
-              <a:graphic>
-                <a:graphicData uri="http://schemas.openxmlformats.org/drawingml/2006/picture">
-                  <pic:pic>
-                    <pic:nvPicPr>
-                      <pic:cNvPr descr="https://img.shields.io/badge/license-Apache%202.0-blue.svg" id="45" name="Picture"/>
-                      <pic:cNvPicPr>
-                        <a:picLocks noChangeArrowheads="1" noChangeAspect="1"/>
-                      </pic:cNvPicPr>
-                    </pic:nvPicPr>
-                    <pic:blipFill>
-                      <a:blip>
-                        <a:extLst>
-                          <a:ext uri="{28A0092B-C50C-407E-A947-70E740481C1C}">
-                            <a14:useLocalDpi xmlns:a14="http://schemas.microsoft.com/office/drawing/2010/main" val="0"/>
-                          </a:ext>
-                          <a:ext uri="{96DAC541-7B7A-43D3-8B79-37D633B846F1}">
-                            <asvg:svgBlip xmlns:asvg="http://schemas.microsoft.com/office/drawing/2016/SVG/main" r:embed="rId43"/>
-                          </a:ext>
-                        </a:extLst>
-                      </a:blip>
-                      <a:stretch>
-                        <a:fillRect/>
-                      </a:stretch>
-                    </pic:blipFill>
-                    <pic:spPr bwMode="auto">
-                      <a:xfrm>
-                        <a:off x="0" y="0"/>
-                        <a:ext cx="1143000" cy="190500"/>
-                      </a:xfrm>
-                      <a:prstGeom prst="rect">
-                        <a:avLst/>
-                      </a:prstGeom>
-                      <a:noFill/>
-                      <a:ln w="9525">
-                        <a:noFill/>
-                        <a:headEnd/>
-                        <a:tailEnd/>
-                      </a:ln>
-                    </pic:spPr>
-                  </pic:pic>
-                </a:graphicData>
-              </a:graphic>
-            </wp:inline>
-          </w:drawing>
-        </w:r>
-      </w:hyperlink>
-      <w:r>
-        <w:t xml:space="preserve"> </w:t>
-      </w:r>
-      <w:hyperlink r:id="rId50">
-        <w:r>
-          <w:drawing>
-            <wp:inline>
-              <wp:extent cx="1847850" cy="190500"/>
-              <wp:effectExtent b="0" l="0" r="0" t="0"/>
-              <wp:docPr descr="Reddit Nova Community" title="" id="48" name="Picture"/>
-              <a:graphic>
-                <a:graphicData uri="http://schemas.openxmlformats.org/drawingml/2006/picture">
-                  <pic:pic>
-                    <pic:nvPicPr>
-                      <pic:cNvPr descr="https://img.shields.io/reddit/subreddit-subscribers/novavideoplayer?style=social" id="49" name="Picture"/>
-                      <pic:cNvPicPr>
-                        <a:picLocks noChangeArrowheads="1" noChangeAspect="1"/>
-                      </pic:cNvPicPr>
-                    </pic:nvPicPr>
-                    <pic:blipFill>
-                      <a:blip>
-                        <a:extLst>
-                          <a:ext uri="{28A0092B-C50C-407E-A947-70E740481C1C}">
-                            <a14:useLocalDpi xmlns:a14="http://schemas.microsoft.com/office/drawing/2010/main" val="0"/>
-                          </a:ext>
-                          <a:ext uri="{96DAC541-7B7A-43D3-8B79-37D633B846F1}">
-                            <asvg:svgBlip xmlns:asvg="http://schemas.microsoft.com/office/drawing/2016/SVG/main" r:embed="rId47"/>
-                          </a:ext>
-                        </a:extLst>
-                      </a:blip>
-                      <a:stretch>
-                        <a:fillRect/>
-                      </a:stretch>
-                    </pic:blipFill>
-                    <pic:spPr bwMode="auto">
-                      <a:xfrm>
-                        <a:off x="0" y="0"/>
-                        <a:ext cx="1847850" cy="190500"/>
-                      </a:xfrm>
-                      <a:prstGeom prst="rect">
-                        <a:avLst/>
-                      </a:prstGeom>
-                      <a:noFill/>
-                      <a:ln w="9525">
-                        <a:noFill/>
-                        <a:headEnd/>
-                        <a:tailEnd/>
-                      </a:ln>
-                    </pic:spPr>
-                  </pic:pic>
-                </a:graphicData>
-              </a:graphic>
-            </wp:inline>
-          </w:drawing>
-        </w:r>
-      </w:hyperlink>
-      <w:r>
-        <w:t xml:space="preserve"> </w:t>
-      </w:r>
-      <w:hyperlink r:id="rId54">
-        <w:r>
-          <w:drawing>
-            <wp:inline>
-              <wp:extent cx="2181225" cy="190500"/>
-              <wp:effectExtent b="0" l="0" r="0" t="0"/>
-              <wp:docPr descr="Chat on irc" title="" id="52" name="Picture"/>
-              <a:graphic>
-                <a:graphicData uri="http://schemas.openxmlformats.org/drawingml/2006/picture">
-                  <pic:pic>
-                    <pic:nvPicPr>
-                      <pic:cNvPr descr="https://img.shields.io/badge/irc-%23novavideoplayer%20on%20libera.chat-FF55DD?style=flat&amp;logo=liberadotchat&amp;logoColor=FF55DD" id="53" name="Picture"/>
-                      <pic:cNvPicPr>
-                        <a:picLocks noChangeArrowheads="1" noChangeAspect="1"/>
-                      </pic:cNvPicPr>
-                    </pic:nvPicPr>
-                    <pic:blipFill>
-                      <a:blip>
-                        <a:extLst>
-                          <a:ext uri="{28A0092B-C50C-407E-A947-70E740481C1C}">
-                            <a14:useLocalDpi xmlns:a14="http://schemas.microsoft.com/office/drawing/2010/main" val="0"/>
-                          </a:ext>
-                          <a:ext uri="{96DAC541-7B7A-43D3-8B79-37D633B846F1}">
-                            <asvg:svgBlip xmlns:asvg="http://schemas.microsoft.com/office/drawing/2016/SVG/main" r:embed="rId51"/>
-                          </a:ext>
-                        </a:extLst>
-                      </a:blip>
-                      <a:stretch>
-                        <a:fillRect/>
-                      </a:stretch>
-                    </pic:blipFill>
-                    <pic:spPr bwMode="auto">
-                      <a:xfrm>
-                        <a:off x="0" y="0"/>
-                        <a:ext cx="2181225" cy="190500"/>
-                      </a:xfrm>
-                      <a:prstGeom prst="rect">
-                        <a:avLst/>
-                      </a:prstGeom>
-                      <a:noFill/>
-                      <a:ln w="9525">
-                        <a:noFill/>
-                        <a:headEnd/>
-                        <a:tailEnd/>
-                      </a:ln>
-                    </pic:spPr>
-                  </pic:pic>
-                </a:graphicData>
-              </a:graphic>
-            </wp:inline>
-          </w:drawing>
-        </w:r>
-      </w:hyperlink>
-      <w:r>
-        <w:t xml:space="preserve"> </w:t>
-      </w:r>
-      <w:r>
-        <w:drawing>
-          <wp:inline>
-            <wp:extent cx="1295400" cy="190500"/>
-            <wp:effectExtent b="0" l="0" r="0" t="0"/>
-            <wp:docPr descr="Build status" title="" id="56" name="Picture"/>
-            <a:graphic>
-              <a:graphicData uri="http://schemas.openxmlformats.org/drawingml/2006/picture">
-                <pic:pic>
-                  <pic:nvPicPr>
-                    <pic:cNvPr descr="https://github.com/nova-video-player/aos-Video/workflows/NOVA%20CI/badge.svg" id="57" name="Picture"/>
-                    <pic:cNvPicPr>
-                      <a:picLocks noChangeArrowheads="1" noChangeAspect="1"/>
-                    </pic:cNvPicPr>
-                  </pic:nvPicPr>
-                  <pic:blipFill>
-                    <a:blip>
-                      <a:extLst>
-                        <a:ext uri="{28A0092B-C50C-407E-A947-70E740481C1C}">
-                          <a14:useLocalDpi xmlns:a14="http://schemas.microsoft.com/office/drawing/2010/main" val="0"/>
-                        </a:ext>
-                        <a:ext uri="{96DAC541-7B7A-43D3-8B79-37D633B846F1}">
-                          <asvg:svgBlip xmlns:asvg="http://schemas.microsoft.com/office/drawing/2016/SVG/main" r:embed="rId55"/>
-                        </a:ext>
-                      </a:extLst>
-                    </a:blip>
-                    <a:stretch>
-                      <a:fillRect/>
-                    </a:stretch>
-                  </pic:blipFill>
-                  <pic:spPr bwMode="auto">
-                    <a:xfrm>
-                      <a:off x="0" y="0"/>
-                      <a:ext cx="1295400" cy="190500"/>
-                    </a:xfrm>
-                    <a:prstGeom prst="rect">
-                      <a:avLst/>
-                    </a:prstGeom>
-                    <a:noFill/>
-                    <a:ln w="9525">
-                      <a:noFill/>
-                      <a:headEnd/>
-                      <a:tailEnd/>
-                    </a:ln>
-                  </pic:spPr>
-                </pic:pic>
-              </a:graphicData>
-            </a:graphic>
-          </wp:inline>
-        </w:drawing>
-      </w:r>
-      <w:r>
-        <w:t xml:space="preserve"> </w:t>
-      </w:r>
-      <w:hyperlink r:id="rId61">
-        <w:r>
-          <w:drawing>
-            <wp:inline>
-              <wp:extent cx="1228725" cy="190500"/>
-              <wp:effectExtent b="0" l="0" r="0" t="0"/>
-              <wp:docPr descr="Donate paypal" title="" id="59" name="Picture"/>
-              <a:graphic>
-                <a:graphicData uri="http://schemas.openxmlformats.org/drawingml/2006/picture">
-                  <pic:pic>
-                    <pic:nvPicPr>
-                      <pic:cNvPr descr="https://img.shields.io/badge/donate_on-Paypal-blue?logo=paypal" id="60" name="Picture"/>
-                      <pic:cNvPicPr>
-                        <a:picLocks noChangeArrowheads="1" noChangeAspect="1"/>
-                      </pic:cNvPicPr>
-                    </pic:nvPicPr>
-                    <pic:blipFill>
-                      <a:blip>
-                        <a:extLst>
-                          <a:ext uri="{28A0092B-C50C-407E-A947-70E740481C1C}">
-                            <a14:useLocalDpi xmlns:a14="http://schemas.microsoft.com/office/drawing/2010/main" val="0"/>
-                          </a:ext>
-                          <a:ext uri="{96DAC541-7B7A-43D3-8B79-37D633B846F1}">
-                            <asvg:svgBlip xmlns:asvg="http://schemas.microsoft.com/office/drawing/2016/SVG/main" r:embed="rId58"/>
-                          </a:ext>
-                        </a:extLst>
-                      </a:blip>
-                      <a:stretch>
-                        <a:fillRect/>
-                      </a:stretch>
-                    </pic:blipFill>
-                    <pic:spPr bwMode="auto">
-                      <a:xfrm>
-                        <a:off x="0" y="0"/>
-                        <a:ext cx="1228725" cy="190500"/>
-                      </a:xfrm>
-                      <a:prstGeom prst="rect">
-                        <a:avLst/>
-                      </a:prstGeom>
-                      <a:noFill/>
-                      <a:ln w="9525">
-                        <a:noFill/>
-                        <a:headEnd/>
-                        <a:tailEnd/>
-                      </a:ln>
-                    </pic:spPr>
-                  </pic:pic>
-                </a:graphicData>
-              </a:graphic>
-            </wp:inline>
-          </w:drawing>
-        </w:r>
-      </w:hyperlink>
-      <w:r>
-        <w:t xml:space="preserve"> </w:t>
-      </w:r>
-      <w:hyperlink r:id="rId61">
-        <w:r>
-          <w:drawing>
-            <wp:inline>
-              <wp:extent cx="1057275" cy="190500"/>
-              <wp:effectExtent b="0" l="0" r="0" t="0"/>
-              <wp:docPr descr="Donate paypal" title="" id="63" name="Picture"/>
-              <a:graphic>
-                <a:graphicData uri="http://schemas.openxmlformats.org/drawingml/2006/picture">
-                  <pic:pic>
-                    <pic:nvPicPr>
-                      <pic:cNvPr descr="https://img.shields.io/badge/paypal-donate-yello.svg?logo=paypal" id="64" name="Picture"/>
-                      <pic:cNvPicPr>
-                        <a:picLocks noChangeArrowheads="1" noChangeAspect="1"/>
-                      </pic:cNvPicPr>
-                    </pic:nvPicPr>
-                    <pic:blipFill>
-                      <a:blip>
-                        <a:extLst>
-                          <a:ext uri="{28A0092B-C50C-407E-A947-70E740481C1C}">
-                            <a14:useLocalDpi xmlns:a14="http://schemas.microsoft.com/office/drawing/2010/main" val="0"/>
-                          </a:ext>
-                          <a:ext uri="{96DAC541-7B7A-43D3-8B79-37D633B846F1}">
-                            <asvg:svgBlip xmlns:asvg="http://schemas.microsoft.com/office/drawing/2016/SVG/main" r:embed="rId62"/>
-                          </a:ext>
-                        </a:extLst>
-                      </a:blip>
-                      <a:stretch>
-                        <a:fillRect/>
-                      </a:stretch>
-                    </pic:blipFill>
-                    <pic:spPr bwMode="auto">
-                      <a:xfrm>
-                        <a:off x="0" y="0"/>
-                        <a:ext cx="1057275" cy="190500"/>
-                      </a:xfrm>
-                      <a:prstGeom prst="rect">
-                        <a:avLst/>
-                      </a:prstGeom>
-                      <a:noFill/>
-                      <a:ln w="9525">
-                        <a:noFill/>
-                        <a:headEnd/>
-                        <a:tailEnd/>
-                      </a:ln>
-                    </pic:spPr>
-                  </pic:pic>
-                </a:graphicData>
-              </a:graphic>
-            </wp:inline>
-          </w:drawing>
-        </w:r>
-      </w:hyperlink>
-      <w:r>
-        <w:t xml:space="preserve"> </w:t>
-      </w:r>
-      <w:hyperlink r:id="rId68">
-        <w:r>
-          <w:drawing>
-            <wp:inline>
-              <wp:extent cx="1190625" cy="190500"/>
-              <wp:effectExtent b="0" l="0" r="0" t="0"/>
-              <wp:docPr descr="Donate liberapay" title="" id="66" name="Picture"/>
-              <a:graphic>
-                <a:graphicData uri="http://schemas.openxmlformats.org/drawingml/2006/picture">
-                  <pic:pic>
-                    <pic:nvPicPr>
-                      <pic:cNvPr descr="https://img.shields.io/badge/liberapay-donate-yellow.svg?logo=liberapay" id="67" name="Picture"/>
-                      <pic:cNvPicPr>
-                        <a:picLocks noChangeArrowheads="1" noChangeAspect="1"/>
-                      </pic:cNvPicPr>
-                    </pic:nvPicPr>
-                    <pic:blipFill>
-                      <a:blip>
-                        <a:extLst>
-                          <a:ext uri="{28A0092B-C50C-407E-A947-70E740481C1C}">
-                            <a14:useLocalDpi xmlns:a14="http://schemas.microsoft.com/office/drawing/2010/main" val="0"/>
-                          </a:ext>
-                          <a:ext uri="{96DAC541-7B7A-43D3-8B79-37D633B846F1}">
-                            <asvg:svgBlip xmlns:asvg="http://schemas.microsoft.com/office/drawing/2016/SVG/main" r:embed="rId65"/>
-                          </a:ext>
-                        </a:extLst>
-                      </a:blip>
-                      <a:stretch>
-                        <a:fillRect/>
-                      </a:stretch>
-                    </pic:blipFill>
-                    <pic:spPr bwMode="auto">
-                      <a:xfrm>
-                        <a:off x="0" y="0"/>
-                        <a:ext cx="1190625" cy="190500"/>
-                      </a:xfrm>
-                      <a:prstGeom prst="rect">
-                        <a:avLst/>
-                      </a:prstGeom>
-                      <a:noFill/>
-                      <a:ln w="9525">
-                        <a:noFill/>
-                        <a:headEnd/>
-                        <a:tailEnd/>
-                      </a:ln>
-                    </pic:spPr>
-                  </pic:pic>
-                </a:graphicData>
-              </a:graphic>
-            </wp:inline>
-          </w:drawing>
-        </w:r>
-      </w:hyperlink>
-      <w:r>
-        <w:t xml:space="preserve"> </w:t>
-      </w:r>
-      <w:hyperlink r:id="rId72">
-        <w:r>
-          <w:drawing>
-            <wp:inline>
-              <wp:extent cx="1038225" cy="190500"/>
-              <wp:effectExtent b="0" l="0" r="0" t="0"/>
-              <wp:docPr descr="Donate github sponsor" title="" id="70" name="Picture"/>
-              <a:graphic>
-                <a:graphicData uri="http://schemas.openxmlformats.org/drawingml/2006/picture">
-                  <pic:pic>
-                    <pic:nvPicPr>
-                      <pic:cNvPr descr="https://img.shields.io/badge/github-donate-yellow.svg?logo=github" id="71" name="Picture"/>
-                      <pic:cNvPicPr>
-                        <a:picLocks noChangeArrowheads="1" noChangeAspect="1"/>
-                      </pic:cNvPicPr>
-                    </pic:nvPicPr>
-                    <pic:blipFill>
-                      <a:blip>
-                        <a:extLst>
-                          <a:ext uri="{28A0092B-C50C-407E-A947-70E740481C1C}">
-                            <a14:useLocalDpi xmlns:a14="http://schemas.microsoft.com/office/drawing/2010/main" val="0"/>
-                          </a:ext>
-                          <a:ext uri="{96DAC541-7B7A-43D3-8B79-37D633B846F1}">
-                            <asvg:svgBlip xmlns:asvg="http://schemas.microsoft.com/office/drawing/2016/SVG/main" r:embed="rId69"/>
-                          </a:ext>
-                        </a:extLst>
-                      </a:blip>
-                      <a:stretch>
-                        <a:fillRect/>
-                      </a:stretch>
-                    </pic:blipFill>
-                    <pic:spPr bwMode="auto">
-                      <a:xfrm>
-                        <a:off x="0" y="0"/>
-                        <a:ext cx="1038225" cy="190500"/>
-                      </a:xfrm>
-                      <a:prstGeom prst="rect">
-                        <a:avLst/>
-                      </a:prstGeom>
-                      <a:noFill/>
-                      <a:ln w="9525">
-                        <a:noFill/>
-                        <a:headEnd/>
-                        <a:tailEnd/>
-                      </a:ln>
-                    </pic:spPr>
-                  </pic:pic>
-                </a:graphicData>
-              </a:graphic>
-            </wp:inline>
-          </w:drawing>
-        </w:r>
-      </w:hyperlink>
-      <w:r>
-        <w:t xml:space="preserve"> </w:t>
-      </w:r>
-      <w:hyperlink r:id="rId68">
-        <w:r>
-          <w:drawing>
-            <wp:inline>
-              <wp:extent cx="1457325" cy="190500"/>
-              <wp:effectExtent b="0" l="0" r="0" t="0"/>
-              <wp:docPr descr="Donate opencollective" title="" id="74" name="Picture"/>
-              <a:graphic>
-                <a:graphicData uri="http://schemas.openxmlformats.org/drawingml/2006/picture">
-                  <pic:pic>
-                    <pic:nvPicPr>
-                      <pic:cNvPr descr="https://img.shields.io/badge/opencollective-donate-yellow.svg?logo=opencollective" id="75" name="Picture"/>
-                      <pic:cNvPicPr>
-                        <a:picLocks noChangeArrowheads="1" noChangeAspect="1"/>
-                      </pic:cNvPicPr>
-                    </pic:nvPicPr>
-                    <pic:blipFill>
-                      <a:blip>
-                        <a:extLst>
-                          <a:ext uri="{28A0092B-C50C-407E-A947-70E740481C1C}">
-                            <a14:useLocalDpi xmlns:a14="http://schemas.microsoft.com/office/drawing/2010/main" val="0"/>
-                          </a:ext>
-                          <a:ext uri="{96DAC541-7B7A-43D3-8B79-37D633B846F1}">
-                            <asvg:svgBlip xmlns:asvg="http://schemas.microsoft.com/office/drawing/2016/SVG/main" r:embed="rId73"/>
-                          </a:ext>
-                        </a:extLst>
-                      </a:blip>
-                      <a:stretch>
-                        <a:fillRect/>
-                      </a:stretch>
-                    </pic:blipFill>
-                    <pic:spPr bwMode="auto">
-                      <a:xfrm>
-                        <a:off x="0" y="0"/>
-                        <a:ext cx="1457325" cy="190500"/>
-                      </a:xfrm>
-                      <a:prstGeom prst="rect">
-                        <a:avLst/>
-                      </a:prstGeom>
-                      <a:noFill/>
-                      <a:ln w="9525">
-                        <a:noFill/>
-                        <a:headEnd/>
-                        <a:tailEnd/>
-                      </a:ln>
-                    </pic:spPr>
-                  </pic:pic>
-                </a:graphicData>
-              </a:graphic>
-            </wp:inline>
-          </w:drawing>
-        </w:r>
-      </w:hyperlink>
-    </w:p>
-    <w:bookmarkStart w:id="83" w:name="overview"/>
+          <w:rPr>
+            <w:rStyle w:val="Hyperlink"/>
+          </w:rPr>
+          <w:t xml:space="preserve">Donate opencollective</w:t>
+        </w:r>
+      </w:hyperlink>
+    </w:p>
+    <w:bookmarkStart w:id="29" w:name="overview"/>
     <w:p>
       <w:pPr>
         <w:pStyle w:val="Heading2"/>
@@ -1046,7 +233,7 @@
       <w:r>
         <w:t xml:space="preserve"> </w:t>
       </w:r>
-      <w:hyperlink r:id="rId76">
+      <w:hyperlink r:id="rId22">
         <w:r>
           <w:rPr>
             <w:rStyle w:val="Hyperlink"/>
@@ -1071,7 +258,7 @@
       <w:r>
         <w:t xml:space="preserve"> </w:t>
       </w:r>
-      <w:hyperlink r:id="rId77">
+      <w:hyperlink r:id="rId23">
         <w:r>
           <w:rPr>
             <w:rStyle w:val="Hyperlink"/>
@@ -1107,7 +294,7 @@
           <w:numId w:val="1001"/>
         </w:numPr>
       </w:pPr>
-      <w:hyperlink r:id="rId78">
+      <w:hyperlink r:id="rId24">
         <w:r>
           <w:rPr>
             <w:rStyle w:val="Hyperlink"/>
@@ -1127,7 +314,7 @@
           <w:numId w:val="1001"/>
         </w:numPr>
       </w:pPr>
-      <w:hyperlink r:id="rId79">
+      <w:hyperlink r:id="rId25">
         <w:r>
           <w:rPr>
             <w:rStyle w:val="Hyperlink"/>
@@ -1147,7 +334,7 @@
           <w:numId w:val="1001"/>
         </w:numPr>
       </w:pPr>
-      <w:hyperlink r:id="rId80">
+      <w:hyperlink r:id="rId26">
         <w:r>
           <w:rPr>
             <w:rStyle w:val="Hyperlink"/>
@@ -1167,7 +354,7 @@
           <w:numId w:val="1001"/>
         </w:numPr>
       </w:pPr>
-      <w:hyperlink r:id="rId81">
+      <w:hyperlink r:id="rId27">
         <w:r>
           <w:rPr>
             <w:rStyle w:val="Hyperlink"/>
@@ -1189,7 +376,7 @@
       <w:r>
         <w:t xml:space="preserve"> </w:t>
       </w:r>
-      <w:hyperlink r:id="rId82">
+      <w:hyperlink r:id="rId28">
         <w:r>
           <w:rPr>
             <w:rStyle w:val="Hyperlink"/>
@@ -1198,8 +385,8 @@
         </w:r>
       </w:hyperlink>
     </w:p>
-    <w:bookmarkEnd w:id="83"/>
-    <w:bookmarkStart w:id="86" w:name="building"/>
+    <w:bookmarkEnd w:id="29"/>
+    <w:bookmarkStart w:id="32" w:name="building"/>
     <w:p>
       <w:pPr>
         <w:pStyle w:val="Heading2"/>
@@ -1218,7 +405,7 @@
       <w:r>
         <w:t xml:space="preserve"> </w:t>
       </w:r>
-      <w:hyperlink r:id="rId84">
+      <w:hyperlink r:id="rId30">
         <w:r>
           <w:rPr>
             <w:rStyle w:val="Hyperlink"/>
@@ -1435,7 +622,7 @@
       <w:r>
         <w:t xml:space="preserve"> </w:t>
       </w:r>
-      <w:hyperlink r:id="rId85">
+      <w:hyperlink r:id="rId31">
         <w:r>
           <w:rPr>
             <w:rStyle w:val="Hyperlink"/>
@@ -1464,8 +651,8 @@
         <w:t xml:space="preserve">.</w:t>
       </w:r>
     </w:p>
-    <w:bookmarkEnd w:id="86"/>
-    <w:bookmarkStart w:id="91" w:name="latest-stable-apk"/>
+    <w:bookmarkEnd w:id="32"/>
+    <w:bookmarkStart w:id="37" w:name="latest-stable-apk"/>
     <w:p>
       <w:pPr>
         <w:pStyle w:val="Heading2"/>
@@ -1568,7 +755,7 @@
               <w:pStyle w:val="Compact"/>
               <w:jc w:val="center"/>
             </w:pPr>
-            <w:hyperlink r:id="rId20"/>
+            <w:hyperlink r:id="rId11"/>
           </w:p>
         </w:tc>
         <w:tc>
@@ -1578,7 +765,7 @@
               <w:pStyle w:val="Compact"/>
               <w:jc w:val="center"/>
             </w:pPr>
-            <w:hyperlink r:id="rId87"/>
+            <w:hyperlink r:id="rId33"/>
           </w:p>
         </w:tc>
         <w:tc>
@@ -1588,7 +775,7 @@
               <w:pStyle w:val="Compact"/>
               <w:jc w:val="center"/>
             </w:pPr>
-            <w:hyperlink r:id="rId88"/>
+            <w:hyperlink r:id="rId34"/>
           </w:p>
         </w:tc>
         <w:tc>
@@ -1598,7 +785,7 @@
               <w:pStyle w:val="Compact"/>
               <w:jc w:val="center"/>
             </w:pPr>
-            <w:hyperlink r:id="rId38"/>
+            <w:hyperlink r:id="rId14"/>
           </w:p>
         </w:tc>
         <w:tc>
@@ -1608,7 +795,7 @@
               <w:pStyle w:val="Compact"/>
               <w:jc w:val="center"/>
             </w:pPr>
-            <w:hyperlink r:id="rId89"/>
+            <w:hyperlink r:id="rId35"/>
           </w:p>
         </w:tc>
       </w:tr>
@@ -1623,7 +810,7 @@
       <w:r>
         <w:t xml:space="preserve"> </w:t>
       </w:r>
-      <w:hyperlink r:id="rId90">
+      <w:hyperlink r:id="rId36">
         <w:r>
           <w:rPr>
             <w:rStyle w:val="Hyperlink"/>
@@ -1638,8 +825,8 @@
         <w:t xml:space="preserve">which I recommend to use.</w:t>
       </w:r>
     </w:p>
-    <w:bookmarkEnd w:id="91"/>
-    <w:bookmarkStart w:id="96" w:name="scraping-and-scrobbling"/>
+    <w:bookmarkEnd w:id="37"/>
+    <w:bookmarkStart w:id="42" w:name="scraping-and-scrobbling"/>
     <w:p>
       <w:pPr>
         <w:pStyle w:val="Heading2"/>
@@ -1658,7 +845,7 @@
       <w:r>
         <w:t xml:space="preserve"> </w:t>
       </w:r>
-      <w:hyperlink r:id="rId92">
+      <w:hyperlink r:id="rId38">
         <w:r>
           <w:rPr>
             <w:rStyle w:val="Hyperlink"/>
@@ -1677,7 +864,7 @@
       <w:r>
         <w:t xml:space="preserve"> </w:t>
       </w:r>
-      <w:hyperlink r:id="rId93">
+      <w:hyperlink r:id="rId39">
         <w:r>
           <w:rPr>
             <w:rStyle w:val="Hyperlink"/>
@@ -1733,45 +920,111 @@
       </w:r>
       <w:r>
         <w:rPr>
+          <w:rStyle w:val="OtherTok"/>
+        </w:rPr>
+        <w:t xml:space="preserve"> version=</w:t>
+      </w:r>
+      <w:r>
+        <w:rPr>
+          <w:rStyle w:val="StringTok"/>
+        </w:rPr>
+        <w:t xml:space="preserve">"1.0"</w:t>
+      </w:r>
+      <w:r>
+        <w:rPr>
+          <w:rStyle w:val="OtherTok"/>
+        </w:rPr>
+        <w:t xml:space="preserve"> encoding=</w:t>
+      </w:r>
+      <w:r>
+        <w:rPr>
+          <w:rStyle w:val="StringTok"/>
+        </w:rPr>
+        <w:t xml:space="preserve">"utf-8"</w:t>
+      </w:r>
+      <w:r>
+        <w:rPr>
+          <w:rStyle w:val="FunctionTok"/>
+        </w:rPr>
+        <w:t xml:space="preserve">?&gt;</w:t>
+      </w:r>
+      <w:r>
+        <w:br/>
+      </w:r>
+      <w:r>
+        <w:rPr>
           <w:rStyle w:val="NormalTok"/>
         </w:rPr>
-        <w:t xml:space="preserve"> </w:t>
+        <w:t xml:space="preserve">    &lt;</w:t>
+      </w:r>
+      <w:r>
+        <w:rPr>
+          <w:rStyle w:val="KeywordTok"/>
+        </w:rPr>
+        <w:t xml:space="preserve">resources</w:t>
       </w:r>
       <w:r>
         <w:rPr>
           <w:rStyle w:val="OtherTok"/>
         </w:rPr>
-        <w:t xml:space="preserve">version=</w:t>
+        <w:t xml:space="preserve"> xmlns:android=</w:t>
       </w:r>
       <w:r>
         <w:rPr>
           <w:rStyle w:val="StringTok"/>
         </w:rPr>
-        <w:t xml:space="preserve">"1.0"</w:t>
+        <w:t xml:space="preserve">"http://schemas.android.com/apk/res/android"</w:t>
       </w:r>
       <w:r>
         <w:rPr>
           <w:rStyle w:val="NormalTok"/>
         </w:rPr>
-        <w:t xml:space="preserve"> </w:t>
+        <w:t xml:space="preserve">&gt;</w:t>
+      </w:r>
+      <w:r>
+        <w:br/>
+      </w:r>
+      <w:r>
+        <w:rPr>
+          <w:rStyle w:val="NormalTok"/>
+        </w:rPr>
+        <w:t xml:space="preserve">        &lt;</w:t>
+      </w:r>
+      <w:r>
+        <w:rPr>
+          <w:rStyle w:val="KeywordTok"/>
+        </w:rPr>
+        <w:t xml:space="preserve">string</w:t>
       </w:r>
       <w:r>
         <w:rPr>
           <w:rStyle w:val="OtherTok"/>
         </w:rPr>
-        <w:t xml:space="preserve">encoding=</w:t>
+        <w:t xml:space="preserve"> name=</w:t>
       </w:r>
       <w:r>
         <w:rPr>
           <w:rStyle w:val="StringTok"/>
         </w:rPr>
-        <w:t xml:space="preserve">"utf-8"</w:t>
-      </w:r>
-      <w:r>
-        <w:rPr>
-          <w:rStyle w:val="FunctionTok"/>
-        </w:rPr>
-        <w:t xml:space="preserve">?&gt;</w:t>
+        <w:t xml:space="preserve">"tmdb_api_key"</w:t>
+      </w:r>
+      <w:r>
+        <w:rPr>
+          <w:rStyle w:val="NormalTok"/>
+        </w:rPr>
+        <w:t xml:space="preserve">&gt;0123456789abcdef0123456789abcdef&lt;/</w:t>
+      </w:r>
+      <w:r>
+        <w:rPr>
+          <w:rStyle w:val="KeywordTok"/>
+        </w:rPr>
+        <w:t xml:space="preserve">string</w:t>
+      </w:r>
+      <w:r>
+        <w:rPr>
+          <w:rStyle w:val="NormalTok"/>
+        </w:rPr>
+        <w:t xml:space="preserve">&gt;</w:t>
       </w:r>
       <w:r>
         <w:br/>
@@ -1780,166 +1033,64 @@
         <w:rPr>
           <w:rStyle w:val="NormalTok"/>
         </w:rPr>
-        <w:t xml:space="preserve">    &lt;</w:t>
+        <w:t xml:space="preserve">        &lt;</w:t>
       </w:r>
       <w:r>
         <w:rPr>
           <w:rStyle w:val="KeywordTok"/>
         </w:rPr>
-        <w:t xml:space="preserve">resources</w:t>
+        <w:t xml:space="preserve">string</w:t>
+      </w:r>
+      <w:r>
+        <w:rPr>
+          <w:rStyle w:val="OtherTok"/>
+        </w:rPr>
+        <w:t xml:space="preserve"> name=</w:t>
+      </w:r>
+      <w:r>
+        <w:rPr>
+          <w:rStyle w:val="StringTok"/>
+        </w:rPr>
+        <w:t xml:space="preserve">"trakt_api_key"</w:t>
       </w:r>
       <w:r>
         <w:rPr>
           <w:rStyle w:val="NormalTok"/>
         </w:rPr>
-        <w:t xml:space="preserve"> </w:t>
+        <w:t xml:space="preserve">&gt;0123456789abcdef0123456789abcdef0123456789abcdef0123456789abcdef&lt;/</w:t>
+      </w:r>
+      <w:r>
+        <w:rPr>
+          <w:rStyle w:val="KeywordTok"/>
+        </w:rPr>
+        <w:t xml:space="preserve">string</w:t>
+      </w:r>
+      <w:r>
+        <w:rPr>
+          <w:rStyle w:val="NormalTok"/>
+        </w:rPr>
+        <w:t xml:space="preserve">&gt;</w:t>
+      </w:r>
+      <w:r>
+        <w:br/>
+      </w:r>
+      <w:r>
+        <w:rPr>
+          <w:rStyle w:val="NormalTok"/>
+        </w:rPr>
+        <w:t xml:space="preserve">        &lt;</w:t>
+      </w:r>
+      <w:r>
+        <w:rPr>
+          <w:rStyle w:val="KeywordTok"/>
+        </w:rPr>
+        <w:t xml:space="preserve">string</w:t>
       </w:r>
       <w:r>
         <w:rPr>
           <w:rStyle w:val="OtherTok"/>
         </w:rPr>
-        <w:t xml:space="preserve">xmlns:android=</w:t>
-      </w:r>
-      <w:r>
-        <w:rPr>
-          <w:rStyle w:val="StringTok"/>
-        </w:rPr>
-        <w:t xml:space="preserve">"http://schemas.android.com/apk/res/android"</w:t>
-      </w:r>
-      <w:r>
-        <w:rPr>
-          <w:rStyle w:val="NormalTok"/>
-        </w:rPr>
-        <w:t xml:space="preserve">&gt;</w:t>
-      </w:r>
-      <w:r>
-        <w:br/>
-      </w:r>
-      <w:r>
-        <w:rPr>
-          <w:rStyle w:val="NormalTok"/>
-        </w:rPr>
-        <w:t xml:space="preserve">        &lt;</w:t>
-      </w:r>
-      <w:r>
-        <w:rPr>
-          <w:rStyle w:val="KeywordTok"/>
-        </w:rPr>
-        <w:t xml:space="preserve">string</w:t>
-      </w:r>
-      <w:r>
-        <w:rPr>
-          <w:rStyle w:val="NormalTok"/>
-        </w:rPr>
-        <w:t xml:space="preserve"> </w:t>
-      </w:r>
-      <w:r>
-        <w:rPr>
-          <w:rStyle w:val="OtherTok"/>
-        </w:rPr>
-        <w:t xml:space="preserve">name=</w:t>
-      </w:r>
-      <w:r>
-        <w:rPr>
-          <w:rStyle w:val="StringTok"/>
-        </w:rPr>
-        <w:t xml:space="preserve">"tmdb_api_key"</w:t>
-      </w:r>
-      <w:r>
-        <w:rPr>
-          <w:rStyle w:val="NormalTok"/>
-        </w:rPr>
-        <w:t xml:space="preserve">&gt;0123456789abcdef0123456789abcdef&lt;/</w:t>
-      </w:r>
-      <w:r>
-        <w:rPr>
-          <w:rStyle w:val="KeywordTok"/>
-        </w:rPr>
-        <w:t xml:space="preserve">string</w:t>
-      </w:r>
-      <w:r>
-        <w:rPr>
-          <w:rStyle w:val="NormalTok"/>
-        </w:rPr>
-        <w:t xml:space="preserve">&gt;</w:t>
-      </w:r>
-      <w:r>
-        <w:br/>
-      </w:r>
-      <w:r>
-        <w:rPr>
-          <w:rStyle w:val="NormalTok"/>
-        </w:rPr>
-        <w:t xml:space="preserve">        &lt;</w:t>
-      </w:r>
-      <w:r>
-        <w:rPr>
-          <w:rStyle w:val="KeywordTok"/>
-        </w:rPr>
-        <w:t xml:space="preserve">string</w:t>
-      </w:r>
-      <w:r>
-        <w:rPr>
-          <w:rStyle w:val="NormalTok"/>
-        </w:rPr>
-        <w:t xml:space="preserve"> </w:t>
-      </w:r>
-      <w:r>
-        <w:rPr>
-          <w:rStyle w:val="OtherTok"/>
-        </w:rPr>
-        <w:t xml:space="preserve">name=</w:t>
-      </w:r>
-      <w:r>
-        <w:rPr>
-          <w:rStyle w:val="StringTok"/>
-        </w:rPr>
-        <w:t xml:space="preserve">"trakt_api_key"</w:t>
-      </w:r>
-      <w:r>
-        <w:rPr>
-          <w:rStyle w:val="NormalTok"/>
-        </w:rPr>
-        <w:t xml:space="preserve">&gt;0123456789abcdef0123456789abcdef0123456789abcdef0123456789abcdef&lt;/</w:t>
-      </w:r>
-      <w:r>
-        <w:rPr>
-          <w:rStyle w:val="KeywordTok"/>
-        </w:rPr>
-        <w:t xml:space="preserve">string</w:t>
-      </w:r>
-      <w:r>
-        <w:rPr>
-          <w:rStyle w:val="NormalTok"/>
-        </w:rPr>
-        <w:t xml:space="preserve">&gt;</w:t>
-      </w:r>
-      <w:r>
-        <w:br/>
-      </w:r>
-      <w:r>
-        <w:rPr>
-          <w:rStyle w:val="NormalTok"/>
-        </w:rPr>
-        <w:t xml:space="preserve">        &lt;</w:t>
-      </w:r>
-      <w:r>
-        <w:rPr>
-          <w:rStyle w:val="KeywordTok"/>
-        </w:rPr>
-        <w:t xml:space="preserve">string</w:t>
-      </w:r>
-      <w:r>
-        <w:rPr>
-          <w:rStyle w:val="NormalTok"/>
-        </w:rPr>
-        <w:t xml:space="preserve"> </w:t>
-      </w:r>
-      <w:r>
-        <w:rPr>
-          <w:rStyle w:val="OtherTok"/>
-        </w:rPr>
-        <w:t xml:space="preserve">name=</w:t>
+        <w:t xml:space="preserve"> name=</w:t>
       </w:r>
       <w:r>
         <w:rPr>
@@ -2013,7 +1164,7 @@
       <w:r>
         <w:t xml:space="preserve"> </w:t>
       </w:r>
-      <w:hyperlink r:id="rId94">
+      <w:hyperlink r:id="rId40">
         <w:r>
           <w:rPr>
             <w:rStyle w:val="Hyperlink"/>
@@ -2051,7 +1202,7 @@
       <w:r>
         <w:t xml:space="preserve"> </w:t>
       </w:r>
-      <w:hyperlink r:id="rId95">
+      <w:hyperlink r:id="rId41">
         <w:r>
           <w:rPr>
             <w:rStyle w:val="Hyperlink"/>
@@ -2071,8 +1222,8 @@
         <w:t xml:space="preserve">Redirect URI should be http://localhost and be aware to grant all permissions.</w:t>
       </w:r>
     </w:p>
-    <w:bookmarkEnd w:id="96"/>
-    <w:bookmarkStart w:id="97" w:name="localization"/>
+    <w:bookmarkEnd w:id="42"/>
+    <w:bookmarkStart w:id="43" w:name="localization"/>
     <w:p>
       <w:pPr>
         <w:pStyle w:val="Heading2"/>
@@ -2091,7 +1242,7 @@
       <w:r>
         <w:t xml:space="preserve"> </w:t>
       </w:r>
-      <w:hyperlink r:id="rId42">
+      <w:hyperlink r:id="rId15">
         <w:r>
           <w:rPr>
             <w:rStyle w:val="Hyperlink"/>
@@ -2103,8 +1254,8 @@
         <w:t xml:space="preserve">.</w:t>
       </w:r>
     </w:p>
-    <w:bookmarkEnd w:id="97"/>
-    <w:bookmarkStart w:id="99" w:name="donate"/>
+    <w:bookmarkEnd w:id="43"/>
+    <w:bookmarkStart w:id="45" w:name="donate"/>
     <w:p>
       <w:pPr>
         <w:pStyle w:val="Heading2"/>
@@ -2131,7 +1282,7 @@
       <w:r>
         <w:t xml:space="preserve"> </w:t>
       </w:r>
-      <w:hyperlink r:id="rId61">
+      <w:hyperlink r:id="rId19">
         <w:r>
           <w:rPr>
             <w:rStyle w:val="Hyperlink"/>
@@ -2145,7 +1296,7 @@
       <w:r>
         <w:t xml:space="preserve"> </w:t>
       </w:r>
-      <w:hyperlink r:id="rId68">
+      <w:hyperlink r:id="rId20">
         <w:r>
           <w:rPr>
             <w:rStyle w:val="Hyperlink"/>
@@ -2159,7 +1310,7 @@
       <w:r>
         <w:t xml:space="preserve"> </w:t>
       </w:r>
-      <w:hyperlink r:id="rId72">
+      <w:hyperlink r:id="rId21">
         <w:r>
           <w:rPr>
             <w:rStyle w:val="Hyperlink"/>
@@ -2176,7 +1327,7 @@
       <w:r>
         <w:t xml:space="preserve"> </w:t>
       </w:r>
-      <w:hyperlink r:id="rId98">
+      <w:hyperlink r:id="rId44">
         <w:r>
           <w:rPr>
             <w:rStyle w:val="Hyperlink"/>
@@ -2210,8 +1361,8 @@
         <w:t xml:space="preserve">If need be, we might in the future introduce some extra bounty programs for specific feature development requests.</w:t>
       </w:r>
     </w:p>
-    <w:bookmarkEnd w:id="99"/>
-    <w:bookmarkStart w:id="102" w:name="support-community-and-chat-room"/>
+    <w:bookmarkEnd w:id="45"/>
+    <w:bookmarkStart w:id="48" w:name="support-community-and-chat-room"/>
     <w:p>
       <w:pPr>
         <w:pStyle w:val="Heading2"/>
@@ -2224,7 +1375,7 @@
       <w:pPr>
         <w:pStyle w:val="FirstParagraph"/>
       </w:pPr>
-      <w:hyperlink r:id="rId100">
+      <w:hyperlink r:id="rId46">
         <w:r>
           <w:rPr>
             <w:rStyle w:val="Hyperlink"/>
@@ -2247,7 +1398,7 @@
       <w:r>
         <w:t xml:space="preserve"> </w:t>
       </w:r>
-      <w:hyperlink r:id="rId101">
+      <w:hyperlink r:id="rId47">
         <w:r>
           <w:rPr>
             <w:rStyle w:val="Hyperlink"/>
@@ -2259,8 +1410,8 @@
         <w:t xml:space="preserve">.</w:t>
       </w:r>
     </w:p>
-    <w:bookmarkEnd w:id="102"/>
-    <w:bookmarkEnd w:id="103"/>
+    <w:bookmarkEnd w:id="48"/>
+    <w:bookmarkEnd w:id="49"/>
     <w:sectPr>
       <w:footnotePr>
         <w:numRestart w:val="eachSect"/>
@@ -2488,10 +1639,10 @@
   <w:docDefaults>
     <w:rPrDefault>
       <w:rPr>
-        <w:rFonts w:asciiTheme="minorHAnsi" w:cstheme="minorBidi" w:eastAsiaTheme="minorEastAsia" w:hAnsiTheme="minorHAnsi"/>
+        <w:rFonts w:asciiTheme="minorHAnsi" w:cstheme="minorBidi" w:eastAsiaTheme="minorHAnsi" w:hAnsiTheme="minorHAnsi"/>
         <w:sz w:val="24"/>
         <w:szCs w:val="24"/>
-        <w:lang w:bidi="ar-SA" w:eastAsia="zh-CN" w:val="en"/>
+        <w:lang w:bidi="ar-SA" w:eastAsia="en-US" w:val="en"/>
       </w:rPr>
     </w:rPrDefault>
     <w:pPrDefault>
@@ -3032,6 +2183,13 @@
       </w:tblCellMar>
     </w:tblPr>
     <w:tblStylePr w:type="firstRow">
+      <w:tblPr>
+        <w:jc w:val="left"/>
+        <w:tblInd w:type="dxa" w:w="0"/>
+      </w:tblPr>
+      <w:trPr>
+        <w:jc w:val="left"/>
+      </w:trPr>
       <w:tcPr>
         <w:tcBorders>
           <w:bottom w:val="single"/>
